--- a/Фудбал за 3 денари документација.docx
+++ b/Фудбал за 3 денари документација.docx
@@ -99,10 +99,7 @@
         <w:t xml:space="preserve">Играта е делумно инспирирана од веќе постоечката игра </w:t>
       </w:r>
       <w:r>
-        <w:t>Bottle cap football</w:t>
-      </w:r>
-      <w:r>
-        <w:t xml:space="preserve">, </w:t>
+        <w:t xml:space="preserve">Bottle cap football, </w:t>
       </w:r>
       <w:r>
         <w:rPr>
@@ -823,6 +820,45 @@
           <w:lang w:val="mk-MK"/>
         </w:rPr>
         <w:t>За креирањето на играта не е користена вештачка интелигенција.</w:t>
+      </w:r>
+      <w:r>
+        <w:rPr>
+          <w:sz w:val="24"/>
+          <w:szCs w:val="24"/>
+        </w:rPr>
+        <w:t xml:space="preserve"> </w:t>
+      </w:r>
+      <w:r>
+        <w:rPr>
+          <w:sz w:val="24"/>
+          <w:szCs w:val="24"/>
+          <w:lang w:val="mk-MK"/>
+        </w:rPr>
+        <w:t xml:space="preserve">Првично имав намера за користењето на генеративна интелигенција за креирање на слики за играта, но со недостапност на </w:t>
+      </w:r>
+      <w:r>
+        <w:rPr>
+          <w:sz w:val="24"/>
+          <w:szCs w:val="24"/>
+          <w:lang w:val="mk-MK"/>
+        </w:rPr>
+        <w:lastRenderedPageBreak/>
+        <w:t xml:space="preserve">начини за генерирање се одлучив да направам прости слики во </w:t>
+      </w:r>
+      <w:r>
+        <w:rPr>
+          <w:sz w:val="24"/>
+          <w:szCs w:val="24"/>
+        </w:rPr>
+        <w:t>Paint</w:t>
+      </w:r>
+      <w:r>
+        <w:rPr>
+          <w:sz w:val="24"/>
+          <w:szCs w:val="24"/>
+          <w:lang w:val="mk-MK"/>
+        </w:rPr>
+        <w:t xml:space="preserve"> за играта навистина да биде за 3 денари.</w:t>
       </w:r>
       <w:bookmarkStart w:id="0" w:name="_GoBack"/>
       <w:bookmarkEnd w:id="0"/>
